--- a/link_eshopworld/Documentation/eShopWorld_JWKS_Authentication_Integration.docx
+++ b/link_eshopworld/Documentation/eShopWorld_JWKS_Authentication_Integration.docx
@@ -91,7 +91,7 @@
                                     <w:sz w:val="20"/>
                                     <w:szCs w:val="20"/>
                                   </w:rPr>
-                                  <w:t>8</w:t>
+                                  <w:t>9</w:t>
                                 </w:r>
                               </w:p>
                               <w:p>
@@ -123,7 +123,7 @@
                                     <w:sz w:val="20"/>
                                     <w:szCs w:val="20"/>
                                   </w:rPr>
-                                  <w:t xml:space="preserve">September </w:t>
+                                  <w:t>October</w:t>
                                 </w:r>
                                 <w:r>
                                   <w:rPr>
@@ -235,7 +235,7 @@
                               <w:sz w:val="20"/>
                               <w:szCs w:val="20"/>
                             </w:rPr>
-                            <w:t>8</w:t>
+                            <w:t>9</w:t>
                           </w:r>
                         </w:p>
                         <w:p>
@@ -267,7 +267,7 @@
                               <w:sz w:val="20"/>
                               <w:szCs w:val="20"/>
                             </w:rPr>
-                            <w:t xml:space="preserve">September </w:t>
+                            <w:t>October</w:t>
                           </w:r>
                           <w:r>
                             <w:rPr>

--- a/link_eshopworld/Documentation/eShopWorld_JWKS_Authentication_Integration.docx
+++ b/link_eshopworld/Documentation/eShopWorld_JWKS_Authentication_Integration.docx
@@ -84,14 +84,14 @@
                                     <w:sz w:val="20"/>
                                     <w:szCs w:val="20"/>
                                   </w:rPr>
-                                  <w:t>: 4.</w:t>
+                                  <w:t xml:space="preserve">: </w:t>
                                 </w:r>
                                 <w:r>
                                   <w:rPr>
                                     <w:sz w:val="20"/>
                                     <w:szCs w:val="20"/>
                                   </w:rPr>
-                                  <w:t>9</w:t>
+                                  <w:t>5.0.0</w:t>
                                 </w:r>
                               </w:p>
                               <w:p>
@@ -123,23 +123,7 @@
                                     <w:sz w:val="20"/>
                                     <w:szCs w:val="20"/>
                                   </w:rPr>
-                                  <w:t>October</w:t>
-                                </w:r>
-                                <w:r>
-                                  <w:rPr>
-                                    <w:rStyle w:val="span"/>
-                                    <w:sz w:val="20"/>
-                                    <w:szCs w:val="20"/>
-                                  </w:rPr>
-                                  <w:t>202</w:t>
-                                </w:r>
-                                <w:r>
-                                  <w:rPr>
-                                    <w:rStyle w:val="span"/>
-                                    <w:sz w:val="20"/>
-                                    <w:szCs w:val="20"/>
-                                  </w:rPr>
-                                  <w:t>5</w:t>
+                                  <w:t>February 2026</w:t>
                                 </w:r>
                               </w:p>
                               <w:p>
@@ -161,7 +145,7 @@
                                   <w:rPr>
                                     <w:rStyle w:val="span"/>
                                   </w:rPr>
-                                  <w:t>5</w:t>
+                                  <w:t>6</w:t>
                                 </w:r>
                                 <w:r>
                                   <w:rPr>
@@ -228,14 +212,14 @@
                               <w:sz w:val="20"/>
                               <w:szCs w:val="20"/>
                             </w:rPr>
-                            <w:t>: 4.</w:t>
+                            <w:t xml:space="preserve">: </w:t>
                           </w:r>
                           <w:r>
                             <w:rPr>
                               <w:sz w:val="20"/>
                               <w:szCs w:val="20"/>
                             </w:rPr>
-                            <w:t>9</w:t>
+                            <w:t>5.0.0</w:t>
                           </w:r>
                         </w:p>
                         <w:p>
@@ -267,23 +251,7 @@
                               <w:sz w:val="20"/>
                               <w:szCs w:val="20"/>
                             </w:rPr>
-                            <w:t>October</w:t>
-                          </w:r>
-                          <w:r>
-                            <w:rPr>
-                              <w:rStyle w:val="span"/>
-                              <w:sz w:val="20"/>
-                              <w:szCs w:val="20"/>
-                            </w:rPr>
-                            <w:t>202</w:t>
-                          </w:r>
-                          <w:r>
-                            <w:rPr>
-                              <w:rStyle w:val="span"/>
-                              <w:sz w:val="20"/>
-                              <w:szCs w:val="20"/>
-                            </w:rPr>
-                            <w:t>5</w:t>
+                            <w:t>February 2026</w:t>
                           </w:r>
                         </w:p>
                         <w:p>
@@ -305,7 +273,7 @@
                             <w:rPr>
                               <w:rStyle w:val="span"/>
                             </w:rPr>
-                            <w:t>5</w:t>
+                            <w:t>6</w:t>
                           </w:r>
                           <w:r>
                             <w:rPr>
@@ -8862,6 +8830,7 @@
   <w:style w:type="character" w:default="1" w:styleId="DefaultParagraphFont">
     <w:name w:val="Default Paragraph Font"/>
     <w:uiPriority w:val="1"/>
+    <w:semiHidden/>
     <w:unhideWhenUsed/>
   </w:style>
   <w:style w:type="table" w:default="1" w:styleId="TableNormal">

--- a/link_eshopworld/Documentation/eShopWorld_JWKS_Authentication_Integration.docx
+++ b/link_eshopworld/Documentation/eShopWorld_JWKS_Authentication_Integration.docx
@@ -84,21 +84,14 @@
                                     <w:sz w:val="20"/>
                                     <w:szCs w:val="20"/>
                                   </w:rPr>
-                                  <w:t>: 4.</w:t>
+                                  <w:t xml:space="preserve">: </w:t>
                                 </w:r>
                                 <w:r>
                                   <w:rPr>
                                     <w:sz w:val="20"/>
                                     <w:szCs w:val="20"/>
                                   </w:rPr>
-                                  <w:t>7</w:t>
-                                </w:r>
-                                <w:r>
-                                  <w:rPr>
-                                    <w:sz w:val="20"/>
-                                    <w:szCs w:val="20"/>
-                                  </w:rPr>
-                                  <w:t>.1</w:t>
+                                  <w:t>5.0.0</w:t>
                                 </w:r>
                               </w:p>
                               <w:p>
@@ -130,30 +123,7 @@
                                     <w:sz w:val="20"/>
                                     <w:szCs w:val="20"/>
                                   </w:rPr>
-                                  <w:t>July</w:t>
-                                </w:r>
-                                <w:r>
-                                  <w:rPr>
-                                    <w:sz w:val="20"/>
-                                    <w:szCs w:val="20"/>
-                                  </w:rPr>
-                                  <w:t xml:space="preserve"> </w:t>
-                                </w:r>
-                                <w:r>
-                                  <w:rPr>
-                                    <w:rStyle w:val="span"/>
-                                    <w:sz w:val="20"/>
-                                    <w:szCs w:val="20"/>
-                                  </w:rPr>
-                                  <w:t>202</w:t>
-                                </w:r>
-                                <w:r>
-                                  <w:rPr>
-                                    <w:rStyle w:val="span"/>
-                                    <w:sz w:val="20"/>
-                                    <w:szCs w:val="20"/>
-                                  </w:rPr>
-                                  <w:t>5</w:t>
+                                  <w:t>February 2026</w:t>
                                 </w:r>
                               </w:p>
                               <w:p>
@@ -175,7 +145,7 @@
                                   <w:rPr>
                                     <w:rStyle w:val="span"/>
                                   </w:rPr>
-                                  <w:t>5</w:t>
+                                  <w:t>6</w:t>
                                 </w:r>
                                 <w:r>
                                   <w:rPr>
@@ -242,21 +212,14 @@
                               <w:sz w:val="20"/>
                               <w:szCs w:val="20"/>
                             </w:rPr>
-                            <w:t>: 4.</w:t>
+                            <w:t xml:space="preserve">: </w:t>
                           </w:r>
                           <w:r>
                             <w:rPr>
                               <w:sz w:val="20"/>
                               <w:szCs w:val="20"/>
                             </w:rPr>
-                            <w:t>7</w:t>
-                          </w:r>
-                          <w:r>
-                            <w:rPr>
-                              <w:sz w:val="20"/>
-                              <w:szCs w:val="20"/>
-                            </w:rPr>
-                            <w:t>.1</w:t>
+                            <w:t>5.0.0</w:t>
                           </w:r>
                         </w:p>
                         <w:p>
@@ -288,30 +251,7 @@
                               <w:sz w:val="20"/>
                               <w:szCs w:val="20"/>
                             </w:rPr>
-                            <w:t>July</w:t>
-                          </w:r>
-                          <w:r>
-                            <w:rPr>
-                              <w:sz w:val="20"/>
-                              <w:szCs w:val="20"/>
-                            </w:rPr>
-                            <w:t xml:space="preserve"> </w:t>
-                          </w:r>
-                          <w:r>
-                            <w:rPr>
-                              <w:rStyle w:val="span"/>
-                              <w:sz w:val="20"/>
-                              <w:szCs w:val="20"/>
-                            </w:rPr>
-                            <w:t>202</w:t>
-                          </w:r>
-                          <w:r>
-                            <w:rPr>
-                              <w:rStyle w:val="span"/>
-                              <w:sz w:val="20"/>
-                              <w:szCs w:val="20"/>
-                            </w:rPr>
-                            <w:t>5</w:t>
+                            <w:t>February 2026</w:t>
                           </w:r>
                         </w:p>
                         <w:p>
@@ -333,7 +273,7 @@
                             <w:rPr>
                               <w:rStyle w:val="span"/>
                             </w:rPr>
-                            <w:t>5</w:t>
+                            <w:t>6</w:t>
                           </w:r>
                           <w:r>
                             <w:rPr>

--- a/link_eshopworld/Documentation/eShopWorld_JWKS_Authentication_Integration.docx
+++ b/link_eshopworld/Documentation/eShopWorld_JWKS_Authentication_Integration.docx
@@ -91,7 +91,21 @@
                                     <w:sz w:val="20"/>
                                     <w:szCs w:val="20"/>
                                   </w:rPr>
-                                  <w:t>5.0.0</w:t>
+                                  <w:t>5.</w:t>
+                                </w:r>
+                                <w:r>
+                                  <w:rPr>
+                                    <w:sz w:val="20"/>
+                                    <w:szCs w:val="20"/>
+                                  </w:rPr>
+                                  <w:t>1</w:t>
+                                </w:r>
+                                <w:r>
+                                  <w:rPr>
+                                    <w:sz w:val="20"/>
+                                    <w:szCs w:val="20"/>
+                                  </w:rPr>
+                                  <w:t>.0</w:t>
                                 </w:r>
                               </w:p>
                               <w:p>
@@ -123,7 +137,14 @@
                                     <w:sz w:val="20"/>
                                     <w:szCs w:val="20"/>
                                   </w:rPr>
-                                  <w:t>February 2026</w:t>
+                                  <w:t>May</w:t>
+                                </w:r>
+                                <w:r>
+                                  <w:rPr>
+                                    <w:sz w:val="20"/>
+                                    <w:szCs w:val="20"/>
+                                  </w:rPr>
+                                  <w:t xml:space="preserve"> 2026</w:t>
                                 </w:r>
                               </w:p>
                               <w:p>
@@ -219,7 +240,21 @@
                               <w:sz w:val="20"/>
                               <w:szCs w:val="20"/>
                             </w:rPr>
-                            <w:t>5.0.0</w:t>
+                            <w:t>5.</w:t>
+                          </w:r>
+                          <w:r>
+                            <w:rPr>
+                              <w:sz w:val="20"/>
+                              <w:szCs w:val="20"/>
+                            </w:rPr>
+                            <w:t>1</w:t>
+                          </w:r>
+                          <w:r>
+                            <w:rPr>
+                              <w:sz w:val="20"/>
+                              <w:szCs w:val="20"/>
+                            </w:rPr>
+                            <w:t>.0</w:t>
                           </w:r>
                         </w:p>
                         <w:p>
@@ -251,7 +286,14 @@
                               <w:sz w:val="20"/>
                               <w:szCs w:val="20"/>
                             </w:rPr>
-                            <w:t>February 2026</w:t>
+                            <w:t>May</w:t>
+                          </w:r>
+                          <w:r>
+                            <w:rPr>
+                              <w:sz w:val="20"/>
+                              <w:szCs w:val="20"/>
+                            </w:rPr>
+                            <w:t xml:space="preserve"> 2026</w:t>
                           </w:r>
                         </w:p>
                         <w:p>

--- a/link_eshopworld/Documentation/eShopWorld_JWKS_Authentication_Integration.docx
+++ b/link_eshopworld/Documentation/eShopWorld_JWKS_Authentication_Integration.docx
@@ -105,7 +105,14 @@
                                     <w:sz w:val="20"/>
                                     <w:szCs w:val="20"/>
                                   </w:rPr>
-                                  <w:t>.0</w:t>
+                                  <w:t>.</w:t>
+                                </w:r>
+                                <w:r>
+                                  <w:rPr>
+                                    <w:sz w:val="20"/>
+                                    <w:szCs w:val="20"/>
+                                  </w:rPr>
+                                  <w:t>1</w:t>
                                 </w:r>
                               </w:p>
                               <w:p>
@@ -137,7 +144,7 @@
                                     <w:sz w:val="20"/>
                                     <w:szCs w:val="20"/>
                                   </w:rPr>
-                                  <w:t>May</w:t>
+                                  <w:t>June</w:t>
                                 </w:r>
                                 <w:r>
                                   <w:rPr>
@@ -254,7 +261,14 @@
                               <w:sz w:val="20"/>
                               <w:szCs w:val="20"/>
                             </w:rPr>
-                            <w:t>.0</w:t>
+                            <w:t>.</w:t>
+                          </w:r>
+                          <w:r>
+                            <w:rPr>
+                              <w:sz w:val="20"/>
+                              <w:szCs w:val="20"/>
+                            </w:rPr>
+                            <w:t>1</w:t>
                           </w:r>
                         </w:p>
                         <w:p>
@@ -286,7 +300,7 @@
                               <w:sz w:val="20"/>
                               <w:szCs w:val="20"/>
                             </w:rPr>
-                            <w:t>May</w:t>
+                            <w:t>June</w:t>
                           </w:r>
                           <w:r>
                             <w:rPr>

--- a/link_eshopworld/Documentation/eShopWorld_JWKS_Authentication_Integration.docx
+++ b/link_eshopworld/Documentation/eShopWorld_JWKS_Authentication_Integration.docx
@@ -91,7 +91,28 @@
                                     <w:sz w:val="20"/>
                                     <w:szCs w:val="20"/>
                                   </w:rPr>
-                                  <w:t>5.0.0</w:t>
+                                  <w:t>5.</w:t>
+                                </w:r>
+                                <w:r>
+                                  <w:rPr>
+                                    <w:sz w:val="20"/>
+                                    <w:szCs w:val="20"/>
+                                  </w:rPr>
+                                  <w:t>1</w:t>
+                                </w:r>
+                                <w:r>
+                                  <w:rPr>
+                                    <w:sz w:val="20"/>
+                                    <w:szCs w:val="20"/>
+                                  </w:rPr>
+                                  <w:t>.</w:t>
+                                </w:r>
+                                <w:r>
+                                  <w:rPr>
+                                    <w:sz w:val="20"/>
+                                    <w:szCs w:val="20"/>
+                                  </w:rPr>
+                                  <w:t>1</w:t>
                                 </w:r>
                               </w:p>
                               <w:p>
@@ -123,7 +144,14 @@
                                     <w:sz w:val="20"/>
                                     <w:szCs w:val="20"/>
                                   </w:rPr>
-                                  <w:t>February 2026</w:t>
+                                  <w:t>June</w:t>
+                                </w:r>
+                                <w:r>
+                                  <w:rPr>
+                                    <w:sz w:val="20"/>
+                                    <w:szCs w:val="20"/>
+                                  </w:rPr>
+                                  <w:t xml:space="preserve"> 2026</w:t>
                                 </w:r>
                               </w:p>
                               <w:p>
@@ -219,7 +247,28 @@
                               <w:sz w:val="20"/>
                               <w:szCs w:val="20"/>
                             </w:rPr>
-                            <w:t>5.0.0</w:t>
+                            <w:t>5.</w:t>
+                          </w:r>
+                          <w:r>
+                            <w:rPr>
+                              <w:sz w:val="20"/>
+                              <w:szCs w:val="20"/>
+                            </w:rPr>
+                            <w:t>1</w:t>
+                          </w:r>
+                          <w:r>
+                            <w:rPr>
+                              <w:sz w:val="20"/>
+                              <w:szCs w:val="20"/>
+                            </w:rPr>
+                            <w:t>.</w:t>
+                          </w:r>
+                          <w:r>
+                            <w:rPr>
+                              <w:sz w:val="20"/>
+                              <w:szCs w:val="20"/>
+                            </w:rPr>
+                            <w:t>1</w:t>
                           </w:r>
                         </w:p>
                         <w:p>
@@ -251,7 +300,14 @@
                               <w:sz w:val="20"/>
                               <w:szCs w:val="20"/>
                             </w:rPr>
-                            <w:t>February 2026</w:t>
+                            <w:t>June</w:t>
+                          </w:r>
+                          <w:r>
+                            <w:rPr>
+                              <w:sz w:val="20"/>
+                              <w:szCs w:val="20"/>
+                            </w:rPr>
+                            <w:t xml:space="preserve"> 2026</w:t>
                           </w:r>
                         </w:p>
                         <w:p>
